--- a/Course/1 Component 1 - Computer Systems/1.4 Data Types, Data Structures and Boolean Algebra/1.4.2 Data Structures/2 Revision Notes (editable).docx
+++ b/Course/1 Component 1 - Computer Systems/1.4 Data Types, Data Structures and Boolean Algebra/1.4.2 Data Structures/2 Revision Notes (editable).docx
@@ -7,12 +7,17 @@
         <w:pStyle w:val="Heading1"/>
       </w:pPr>
       <w:r>
+        <w:rPr>
+          <w:b w:val="0"/>
+          <w:i w:val="0"/>
+        </w:rPr>
         <w:t>Revision — 1.4.2 Data Structures</w:t>
       </w:r>
     </w:p>
     <w:p>
       <w:r>
         <w:rPr>
+          <w:b w:val="0"/>
           <w:i/>
         </w:rPr>
         <w:t>OCR H446 — one-page revision summary</w:t>
@@ -23,6 +28,10 @@
         <w:pStyle w:val="Heading2"/>
       </w:pPr>
       <w:r>
+        <w:rPr>
+          <w:b w:val="0"/>
+          <w:i w:val="0"/>
+        </w:rPr>
         <w:t>Must know</w:t>
       </w:r>
     </w:p>
@@ -33,37 +42,57 @@
       <w:r>
         <w:rPr>
           <w:b/>
+          <w:i w:val="0"/>
         </w:rPr>
         <w:t>Static vs dynamic:</w:t>
       </w:r>
       <w:r>
+        <w:rPr>
+          <w:b w:val="0"/>
+          <w:i w:val="0"/>
+        </w:rPr>
         <w:t xml:space="preserve"> static = size fixed at declaration, contiguous block, fast access but may waste/run out of memory (e.g. </w:t>
       </w:r>
       <w:r>
         <w:rPr>
           <w:b/>
+          <w:i w:val="0"/>
         </w:rPr>
         <w:t>array</w:t>
       </w:r>
       <w:r>
+        <w:rPr>
+          <w:b w:val="0"/>
+          <w:i w:val="0"/>
+        </w:rPr>
         <w:t xml:space="preserve">). Dynamic = grows/shrinks at run time, allocated from the </w:t>
       </w:r>
       <w:r>
         <w:rPr>
           <w:b/>
+          <w:i w:val="0"/>
         </w:rPr>
         <w:t>heap</w:t>
       </w:r>
       <w:r>
+        <w:rPr>
+          <w:b w:val="0"/>
+          <w:i w:val="0"/>
+        </w:rPr>
         <w:t xml:space="preserve">, flexible but has pointer overhead (e.g. </w:t>
       </w:r>
       <w:r>
         <w:rPr>
           <w:b/>
+          <w:i w:val="0"/>
         </w:rPr>
         <w:t>linked list</w:t>
       </w:r>
       <w:r>
+        <w:rPr>
+          <w:b w:val="0"/>
+          <w:i w:val="0"/>
+        </w:rPr>
         <w:t>).</w:t>
       </w:r>
     </w:p>
@@ -74,94 +103,147 @@
       <w:r>
         <w:rPr>
           <w:b/>
+          <w:i w:val="0"/>
         </w:rPr>
         <w:t>Array:</w:t>
       </w:r>
       <w:r>
+        <w:rPr>
+          <w:b w:val="0"/>
+          <w:i w:val="0"/>
+        </w:rPr>
         <w:t xml:space="preserve"> fixed size, </w:t>
       </w:r>
       <w:r>
         <w:rPr>
           <w:b/>
+          <w:i w:val="0"/>
         </w:rPr>
         <w:t>same type</w:t>
       </w:r>
       <w:r>
+        <w:rPr>
+          <w:b w:val="0"/>
+          <w:i w:val="0"/>
+        </w:rPr>
         <w:t xml:space="preserve">, index-accessed (0-based), O(1) access. 2D </w:t>
       </w:r>
       <w:r>
         <w:rPr>
           <w:rFonts w:ascii="Consolas" w:hAnsi="Consolas"/>
+          <w:b w:val="0"/>
+          <w:i w:val="0"/>
           <w:sz w:val="19"/>
         </w:rPr>
         <w:t>grid[row][col]</w:t>
       </w:r>
       <w:r>
+        <w:rPr>
+          <w:b w:val="0"/>
+          <w:i w:val="0"/>
+        </w:rPr>
         <w:t xml:space="preserve">, 3D </w:t>
       </w:r>
       <w:r>
         <w:rPr>
           <w:rFonts w:ascii="Consolas" w:hAnsi="Consolas"/>
+          <w:b w:val="0"/>
+          <w:i w:val="0"/>
           <w:sz w:val="19"/>
         </w:rPr>
         <w:t>cube[layer][row][col]</w:t>
       </w:r>
       <w:r>
+        <w:rPr>
+          <w:b w:val="0"/>
+          <w:i w:val="0"/>
+        </w:rPr>
         <w:t xml:space="preserve">. </w:t>
       </w:r>
       <w:r>
         <w:rPr>
           <w:b/>
+          <w:i w:val="0"/>
         </w:rPr>
         <w:t>Record:</w:t>
       </w:r>
       <w:r>
+        <w:rPr>
+          <w:b w:val="0"/>
+          <w:i w:val="0"/>
+        </w:rPr>
         <w:t xml:space="preserve"> named fields of </w:t>
       </w:r>
       <w:r>
         <w:rPr>
           <w:b/>
+          <w:i w:val="0"/>
         </w:rPr>
         <w:t>different</w:t>
       </w:r>
       <w:r>
+        <w:rPr>
+          <w:b w:val="0"/>
+          <w:i w:val="0"/>
+        </w:rPr>
         <w:t xml:space="preserve"> types (</w:t>
       </w:r>
       <w:r>
         <w:rPr>
           <w:rFonts w:ascii="Consolas" w:hAnsi="Consolas"/>
+          <w:b w:val="0"/>
+          <w:i w:val="0"/>
           <w:sz w:val="19"/>
         </w:rPr>
         <w:t>student.name</w:t>
       </w:r>
       <w:r>
+        <w:rPr>
+          <w:b w:val="0"/>
+          <w:i w:val="0"/>
+        </w:rPr>
         <w:t xml:space="preserve">). </w:t>
       </w:r>
       <w:r>
         <w:rPr>
           <w:b/>
+          <w:i w:val="0"/>
         </w:rPr>
         <w:t>Tuple:</w:t>
       </w:r>
       <w:r>
+        <w:rPr>
+          <w:b w:val="0"/>
+          <w:i w:val="0"/>
+        </w:rPr>
         <w:t xml:space="preserve"> ordered, </w:t>
       </w:r>
       <w:r>
         <w:rPr>
           <w:b/>
+          <w:i w:val="0"/>
         </w:rPr>
         <w:t>immutable</w:t>
       </w:r>
       <w:r>
+        <w:rPr>
+          <w:b w:val="0"/>
+          <w:i w:val="0"/>
+        </w:rPr>
         <w:t xml:space="preserve">. </w:t>
       </w:r>
       <w:r>
         <w:rPr>
           <w:b/>
+          <w:i w:val="0"/>
         </w:rPr>
         <w:t>List:</w:t>
       </w:r>
       <w:r>
+        <w:rPr>
+          <w:b w:val="0"/>
+          <w:i w:val="0"/>
+        </w:rPr>
         <w:t xml:space="preserve"> ordered, mutable, resizable.</w:t>
       </w:r>
     </w:p>
@@ -172,28 +254,43 @@
       <w:r>
         <w:rPr>
           <w:b/>
+          <w:i w:val="0"/>
         </w:rPr>
         <w:t>Linked list:</w:t>
       </w:r>
       <w:r>
+        <w:rPr>
+          <w:b w:val="0"/>
+          <w:i w:val="0"/>
+        </w:rPr>
         <w:t xml:space="preserve"> </w:t>
       </w:r>
       <w:r>
         <w:rPr>
           <w:b/>
+          <w:i w:val="0"/>
         </w:rPr>
         <w:t>nodes</w:t>
       </w:r>
       <w:r>
+        <w:rPr>
+          <w:b w:val="0"/>
+          <w:i w:val="0"/>
+        </w:rPr>
         <w:t xml:space="preserve"> = data + pointer to next; head pointer, last node = null. Easy insert/delete by repointing; </w:t>
       </w:r>
       <w:r>
         <w:rPr>
           <w:b/>
+          <w:i w:val="0"/>
         </w:rPr>
         <w:t>no random access</w:t>
       </w:r>
       <w:r>
+        <w:rPr>
+          <w:b w:val="0"/>
+          <w:i w:val="0"/>
+        </w:rPr>
         <w:t xml:space="preserve"> — must traverse from the head.</w:t>
       </w:r>
     </w:p>
@@ -204,19 +301,29 @@
       <w:r>
         <w:rPr>
           <w:b/>
+          <w:i w:val="0"/>
         </w:rPr>
         <w:t>Stack (LIFO):</w:t>
       </w:r>
       <w:r>
+        <w:rPr>
+          <w:b w:val="0"/>
+          <w:i w:val="0"/>
+        </w:rPr>
         <w:t xml:space="preserve"> push/pop/peek at the </w:t>
       </w:r>
       <w:r>
         <w:rPr>
           <w:b/>
+          <w:i w:val="0"/>
         </w:rPr>
         <w:t>top</w:t>
       </w:r>
       <w:r>
+        <w:rPr>
+          <w:b w:val="0"/>
+          <w:i w:val="0"/>
+        </w:rPr>
         <w:t xml:space="preserve"> via a stack pointer; overflow/underflow. Uses: call stack, undo, backtracking.</w:t>
       </w:r>
     </w:p>
@@ -227,56 +334,87 @@
       <w:r>
         <w:rPr>
           <w:b/>
+          <w:i w:val="0"/>
         </w:rPr>
         <w:t>Queue (FIFO):</w:t>
       </w:r>
       <w:r>
+        <w:rPr>
+          <w:b w:val="0"/>
+          <w:i w:val="0"/>
+        </w:rPr>
         <w:t xml:space="preserve"> enqueue at the </w:t>
       </w:r>
       <w:r>
         <w:rPr>
           <w:b/>
+          <w:i w:val="0"/>
         </w:rPr>
         <w:t>rear</w:t>
       </w:r>
       <w:r>
+        <w:rPr>
+          <w:b w:val="0"/>
+          <w:i w:val="0"/>
+        </w:rPr>
         <w:t xml:space="preserve">, dequeue at the </w:t>
       </w:r>
       <w:r>
         <w:rPr>
           <w:b/>
+          <w:i w:val="0"/>
         </w:rPr>
         <w:t>front</w:t>
       </w:r>
       <w:r>
+        <w:rPr>
+          <w:b w:val="0"/>
+          <w:i w:val="0"/>
+        </w:rPr>
         <w:t xml:space="preserve">. </w:t>
       </w:r>
       <w:r>
         <w:rPr>
           <w:b/>
+          <w:i w:val="0"/>
         </w:rPr>
         <w:t>Circular:</w:t>
       </w:r>
       <w:r>
+        <w:rPr>
+          <w:b w:val="0"/>
+          <w:i w:val="0"/>
+        </w:rPr>
         <w:t xml:space="preserve"> </w:t>
       </w:r>
       <w:r>
         <w:rPr>
           <w:rFonts w:ascii="Consolas" w:hAnsi="Consolas"/>
+          <w:b w:val="0"/>
+          <w:i w:val="0"/>
           <w:sz w:val="19"/>
         </w:rPr>
         <w:t>rear = (rear + 1) MOD size</w:t>
       </w:r>
       <w:r>
+        <w:rPr>
+          <w:b w:val="0"/>
+          <w:i w:val="0"/>
+        </w:rPr>
         <w:t xml:space="preserve"> reuses freed space. </w:t>
       </w:r>
       <w:r>
         <w:rPr>
           <w:b/>
+          <w:i w:val="0"/>
         </w:rPr>
         <w:t>Priority queue:</w:t>
       </w:r>
       <w:r>
+        <w:rPr>
+          <w:b w:val="0"/>
+          <w:i w:val="0"/>
+        </w:rPr>
         <w:t xml:space="preserve"> highest priority served first. Uses: print spooling, buffers, scheduling.</w:t>
       </w:r>
     </w:p>
@@ -287,28 +425,43 @@
       <w:r>
         <w:rPr>
           <w:b/>
+          <w:i w:val="0"/>
         </w:rPr>
         <w:t>Graph:</w:t>
       </w:r>
       <w:r>
+        <w:rPr>
+          <w:b w:val="0"/>
+          <w:i w:val="0"/>
+        </w:rPr>
         <w:t xml:space="preserve"> vertices + edges; directed/undirected/weighted. </w:t>
       </w:r>
       <w:r>
         <w:rPr>
           <w:b/>
+          <w:i w:val="0"/>
         </w:rPr>
         <w:t>Adjacency matrix</w:t>
       </w:r>
       <w:r>
+        <w:rPr>
+          <w:b w:val="0"/>
+          <w:i w:val="0"/>
+        </w:rPr>
         <w:t xml:space="preserve"> = dense, O(1) lookup; </w:t>
       </w:r>
       <w:r>
         <w:rPr>
           <w:b/>
+          <w:i w:val="0"/>
         </w:rPr>
         <w:t>adjacency list</w:t>
       </w:r>
       <w:r>
+        <w:rPr>
+          <w:b w:val="0"/>
+          <w:i w:val="0"/>
+        </w:rPr>
         <w:t xml:space="preserve"> = sparse, memory-efficient.</w:t>
       </w:r>
     </w:p>
@@ -319,19 +472,29 @@
       <w:r>
         <w:rPr>
           <w:b/>
+          <w:i w:val="0"/>
         </w:rPr>
         <w:t>Tree:</w:t>
       </w:r>
       <w:r>
+        <w:rPr>
+          <w:b w:val="0"/>
+          <w:i w:val="0"/>
+        </w:rPr>
         <w:t xml:space="preserve"> connected, acyclic; root, parent/child, leaf. </w:t>
       </w:r>
       <w:r>
         <w:rPr>
           <w:b/>
+          <w:i w:val="0"/>
         </w:rPr>
         <w:t>Binary tree</w:t>
       </w:r>
       <w:r>
+        <w:rPr>
+          <w:b w:val="0"/>
+          <w:i w:val="0"/>
+        </w:rPr>
         <w:t xml:space="preserve"> ≤ 2 children per node.</w:t>
       </w:r>
     </w:p>
@@ -342,28 +505,43 @@
       <w:r>
         <w:rPr>
           <w:b/>
+          <w:i w:val="0"/>
         </w:rPr>
         <w:t>BST:</w:t>
       </w:r>
       <w:r>
+        <w:rPr>
+          <w:b w:val="0"/>
+          <w:i w:val="0"/>
+        </w:rPr>
         <w:t xml:space="preserve"> binary tree where </w:t>
       </w:r>
       <w:r>
         <w:rPr>
           <w:b/>
+          <w:i w:val="0"/>
         </w:rPr>
         <w:t>left subtree &lt; node &lt; right subtree</w:t>
       </w:r>
       <w:r>
+        <w:rPr>
+          <w:b w:val="0"/>
+          <w:i w:val="0"/>
+        </w:rPr>
         <w:t xml:space="preserve">; insert by going left if smaller / right if larger; O(log n) search when balanced. A BST is </w:t>
       </w:r>
       <w:r>
         <w:rPr>
           <w:b/>
+          <w:i w:val="0"/>
         </w:rPr>
         <w:t>not</w:t>
       </w:r>
       <w:r>
+        <w:rPr>
+          <w:b w:val="0"/>
+          <w:i w:val="0"/>
+        </w:rPr>
         <w:t xml:space="preserve"> just any binary tree — it needs the ordering property.</w:t>
       </w:r>
     </w:p>
@@ -374,46 +552,71 @@
       <w:r>
         <w:rPr>
           <w:b/>
+          <w:i w:val="0"/>
         </w:rPr>
         <w:t>Traversals:</w:t>
       </w:r>
       <w:r>
+        <w:rPr>
+          <w:b w:val="0"/>
+          <w:i w:val="0"/>
+        </w:rPr>
         <w:t xml:space="preserve"> </w:t>
       </w:r>
       <w:r>
         <w:rPr>
           <w:b/>
+          <w:i w:val="0"/>
         </w:rPr>
         <w:t>pre-order</w:t>
       </w:r>
       <w:r>
+        <w:rPr>
+          <w:b w:val="0"/>
+          <w:i w:val="0"/>
+        </w:rPr>
         <w:t xml:space="preserve"> (root, L, R) — copy/prefix; </w:t>
       </w:r>
       <w:r>
         <w:rPr>
           <w:b/>
+          <w:i w:val="0"/>
         </w:rPr>
         <w:t>in-order</w:t>
       </w:r>
       <w:r>
+        <w:rPr>
+          <w:b w:val="0"/>
+          <w:i w:val="0"/>
+        </w:rPr>
         <w:t xml:space="preserve"> (L, root, R) — </w:t>
       </w:r>
       <w:r>
         <w:rPr>
           <w:b/>
+          <w:i w:val="0"/>
         </w:rPr>
         <w:t>BST gives ascending order</w:t>
       </w:r>
       <w:r>
+        <w:rPr>
+          <w:b w:val="0"/>
+          <w:i w:val="0"/>
+        </w:rPr>
         <w:t xml:space="preserve">; </w:t>
       </w:r>
       <w:r>
         <w:rPr>
           <w:b/>
+          <w:i w:val="0"/>
         </w:rPr>
         <w:t>post-order</w:t>
       </w:r>
       <w:r>
+        <w:rPr>
+          <w:b w:val="0"/>
+          <w:i w:val="0"/>
+        </w:rPr>
         <w:t xml:space="preserve"> (L, R, root) — delete/postfix.</w:t>
       </w:r>
     </w:p>
@@ -424,38 +627,59 @@
       <w:r>
         <w:rPr>
           <w:b/>
+          <w:i w:val="0"/>
         </w:rPr>
         <w:t>Hash table:</w:t>
       </w:r>
       <w:r>
+        <w:rPr>
+          <w:b w:val="0"/>
+          <w:i w:val="0"/>
+        </w:rPr>
         <w:t xml:space="preserve"> key→index via a </w:t>
       </w:r>
       <w:r>
         <w:rPr>
           <w:b/>
+          <w:i w:val="0"/>
         </w:rPr>
         <w:t>hash function</w:t>
       </w:r>
       <w:r>
+        <w:rPr>
+          <w:b w:val="0"/>
+          <w:i w:val="0"/>
+        </w:rPr>
         <w:t xml:space="preserve"> (e.g. </w:t>
       </w:r>
       <w:r>
         <w:rPr>
           <w:rFonts w:ascii="Consolas" w:hAnsi="Consolas"/>
+          <w:b w:val="0"/>
+          <w:i w:val="0"/>
           <w:sz w:val="19"/>
         </w:rPr>
         <w:t>key MOD size</w:t>
       </w:r>
       <w:r>
+        <w:rPr>
+          <w:b w:val="0"/>
+          <w:i w:val="0"/>
+        </w:rPr>
         <w:t xml:space="preserve">) for ~O(1) lookup. </w:t>
       </w:r>
       <w:r>
         <w:rPr>
           <w:b/>
+          <w:i w:val="0"/>
         </w:rPr>
         <w:t>Collision</w:t>
       </w:r>
       <w:r>
+        <w:rPr>
+          <w:b w:val="0"/>
+          <w:i w:val="0"/>
+        </w:rPr>
         <w:t xml:space="preserve"> = two keys map to the same index → resolve by linear probing or chaining. Higher load factor = more collisions = slower.</w:t>
       </w:r>
     </w:p>
@@ -464,6 +688,10 @@
         <w:pStyle w:val="Heading2"/>
       </w:pPr>
       <w:r>
+        <w:rPr>
+          <w:b w:val="0"/>
+          <w:i w:val="0"/>
+        </w:rPr>
         <w:t>Key terms</w:t>
       </w:r>
     </w:p>
@@ -492,6 +720,7 @@
             <w:r>
               <w:rPr>
                 <w:b/>
+                <w:i w:val="0"/>
               </w:rPr>
               <w:t>Term</w:t>
             </w:r>
@@ -511,6 +740,7 @@
             <w:r>
               <w:rPr>
                 <w:b/>
+                <w:i w:val="0"/>
               </w:rPr>
               <w:t>Definition</w:t>
             </w:r>
@@ -527,6 +757,7 @@
             <w:r>
               <w:rPr>
                 <w:b/>
+                <w:i w:val="0"/>
               </w:rPr>
               <w:t>Array</w:t>
             </w:r>
@@ -539,6 +770,10 @@
           <w:p>
             <w:r/>
             <w:r>
+              <w:rPr>
+                <w:b w:val="0"/>
+                <w:i w:val="0"/>
+              </w:rPr>
               <w:t>Ordered, fixed-size, same-type collection accessed by index</w:t>
             </w:r>
           </w:p>
@@ -554,6 +789,7 @@
             <w:r>
               <w:rPr>
                 <w:b/>
+                <w:i w:val="0"/>
               </w:rPr>
               <w:t>Record</w:t>
             </w:r>
@@ -566,6 +802,10 @@
           <w:p>
             <w:r/>
             <w:r>
+              <w:rPr>
+                <w:b w:val="0"/>
+                <w:i w:val="0"/>
+              </w:rPr>
               <w:t>Collection of named fields that may hold different data types</w:t>
             </w:r>
           </w:p>
@@ -581,6 +821,7 @@
             <w:r>
               <w:rPr>
                 <w:b/>
+                <w:i w:val="0"/>
               </w:rPr>
               <w:t>Tuple</w:t>
             </w:r>
@@ -593,6 +834,10 @@
           <w:p>
             <w:r/>
             <w:r>
+              <w:rPr>
+                <w:b w:val="0"/>
+                <w:i w:val="0"/>
+              </w:rPr>
               <w:t>Ordered, immutable sequence</w:t>
             </w:r>
           </w:p>
@@ -608,6 +853,7 @@
             <w:r>
               <w:rPr>
                 <w:b/>
+                <w:i w:val="0"/>
               </w:rPr>
               <w:t>Linked list</w:t>
             </w:r>
@@ -620,6 +866,10 @@
           <w:p>
             <w:r/>
             <w:r>
+              <w:rPr>
+                <w:b w:val="0"/>
+                <w:i w:val="0"/>
+              </w:rPr>
               <w:t>Dynamic list of nodes, each = data + pointer to the next</w:t>
             </w:r>
           </w:p>
@@ -635,6 +885,7 @@
             <w:r>
               <w:rPr>
                 <w:b/>
+                <w:i w:val="0"/>
               </w:rPr>
               <w:t>Stack</w:t>
             </w:r>
@@ -647,6 +898,10 @@
           <w:p>
             <w:r/>
             <w:r>
+              <w:rPr>
+                <w:b w:val="0"/>
+                <w:i w:val="0"/>
+              </w:rPr>
               <w:t>LIFO structure; push/pop/peek at the top</w:t>
             </w:r>
           </w:p>
@@ -662,6 +917,7 @@
             <w:r>
               <w:rPr>
                 <w:b/>
+                <w:i w:val="0"/>
               </w:rPr>
               <w:t>Queue</w:t>
             </w:r>
@@ -674,6 +930,10 @@
           <w:p>
             <w:r/>
             <w:r>
+              <w:rPr>
+                <w:b w:val="0"/>
+                <w:i w:val="0"/>
+              </w:rPr>
               <w:t>FIFO structure; enqueue at rear, dequeue at front</w:t>
             </w:r>
           </w:p>
@@ -689,6 +949,7 @@
             <w:r>
               <w:rPr>
                 <w:b/>
+                <w:i w:val="0"/>
               </w:rPr>
               <w:t>BST</w:t>
             </w:r>
@@ -701,6 +962,10 @@
           <w:p>
             <w:r/>
             <w:r>
+              <w:rPr>
+                <w:b w:val="0"/>
+                <w:i w:val="0"/>
+              </w:rPr>
               <w:t>Binary tree where left subtree &lt; node &lt; right subtree</w:t>
             </w:r>
           </w:p>
@@ -716,6 +981,7 @@
             <w:r>
               <w:rPr>
                 <w:b/>
+                <w:i w:val="0"/>
               </w:rPr>
               <w:t>Hash table</w:t>
             </w:r>
@@ -728,6 +994,10 @@
           <w:p>
             <w:r/>
             <w:r>
+              <w:rPr>
+                <w:b w:val="0"/>
+                <w:i w:val="0"/>
+              </w:rPr>
               <w:t>Maps keys to indices via a hash function; collision = 2 keys, same index</w:t>
             </w:r>
           </w:p>
@@ -740,6 +1010,10 @@
         <w:pStyle w:val="Heading2"/>
       </w:pPr>
       <w:r>
+        <w:rPr>
+          <w:b w:val="0"/>
+          <w:i w:val="0"/>
+        </w:rPr>
         <w:t>Worked example / how to</w:t>
       </w:r>
     </w:p>
@@ -747,10 +1021,15 @@
       <w:r>
         <w:rPr>
           <w:b/>
+          <w:i w:val="0"/>
         </w:rPr>
         <w:t>Trace a stack</w:t>
       </w:r>
       <w:r>
+        <w:rPr>
+          <w:b w:val="0"/>
+          <w:i w:val="0"/>
+        </w:rPr>
         <w:t xml:space="preserve"> (top listed first), starting empty:</w:t>
       </w:r>
     </w:p>
@@ -758,56 +1037,88 @@
       <w:r>
         <w:rPr>
           <w:rFonts w:ascii="Consolas" w:hAnsi="Consolas"/>
+          <w:b w:val="0"/>
+          <w:i w:val="0"/>
           <w:sz w:val="19"/>
         </w:rPr>
         <w:t>push(5)</w:t>
       </w:r>
       <w:r>
+        <w:rPr>
+          <w:b w:val="0"/>
+          <w:i w:val="0"/>
+        </w:rPr>
         <w:t xml:space="preserve"> → </w:t>
       </w:r>
       <w:r>
         <w:rPr>
           <w:rFonts w:ascii="Consolas" w:hAnsi="Consolas"/>
+          <w:b w:val="0"/>
+          <w:i w:val="0"/>
           <w:sz w:val="19"/>
         </w:rPr>
         <w:t>[5]</w:t>
       </w:r>
       <w:r>
+        <w:rPr>
+          <w:b w:val="0"/>
+          <w:i w:val="0"/>
+        </w:rPr>
         <w:t xml:space="preserve"> · </w:t>
       </w:r>
       <w:r>
         <w:rPr>
           <w:rFonts w:ascii="Consolas" w:hAnsi="Consolas"/>
+          <w:b w:val="0"/>
+          <w:i w:val="0"/>
           <w:sz w:val="19"/>
         </w:rPr>
         <w:t>push(9)</w:t>
       </w:r>
       <w:r>
+        <w:rPr>
+          <w:b w:val="0"/>
+          <w:i w:val="0"/>
+        </w:rPr>
         <w:t xml:space="preserve"> → </w:t>
       </w:r>
       <w:r>
         <w:rPr>
           <w:rFonts w:ascii="Consolas" w:hAnsi="Consolas"/>
+          <w:b w:val="0"/>
+          <w:i w:val="0"/>
           <w:sz w:val="19"/>
         </w:rPr>
         <w:t>[9, 5]</w:t>
       </w:r>
       <w:r>
+        <w:rPr>
+          <w:b w:val="0"/>
+          <w:i w:val="0"/>
+        </w:rPr>
         <w:t xml:space="preserve"> · </w:t>
       </w:r>
       <w:r>
         <w:rPr>
           <w:rFonts w:ascii="Consolas" w:hAnsi="Consolas"/>
+          <w:b w:val="0"/>
+          <w:i w:val="0"/>
           <w:sz w:val="19"/>
         </w:rPr>
         <w:t>push(2)</w:t>
       </w:r>
       <w:r>
+        <w:rPr>
+          <w:b w:val="0"/>
+          <w:i w:val="0"/>
+        </w:rPr>
         <w:t xml:space="preserve"> → </w:t>
       </w:r>
       <w:r>
         <w:rPr>
           <w:rFonts w:ascii="Consolas" w:hAnsi="Consolas"/>
+          <w:b w:val="0"/>
+          <w:i w:val="0"/>
           <w:sz w:val="19"/>
         </w:rPr>
         <w:t>[2, 9, 5]</w:t>
@@ -817,74 +1128,116 @@
       <w:r>
         <w:rPr>
           <w:rFonts w:ascii="Consolas" w:hAnsi="Consolas"/>
+          <w:b w:val="0"/>
+          <w:i w:val="0"/>
           <w:sz w:val="19"/>
         </w:rPr>
         <w:t>pop()</w:t>
       </w:r>
       <w:r>
+        <w:rPr>
+          <w:b w:val="0"/>
+          <w:i w:val="0"/>
+        </w:rPr>
         <w:t xml:space="preserve"> → returns </w:t>
       </w:r>
       <w:r>
         <w:rPr>
           <w:b/>
+          <w:i w:val="0"/>
         </w:rPr>
         <w:t>2</w:t>
       </w:r>
       <w:r>
+        <w:rPr>
+          <w:b w:val="0"/>
+          <w:i w:val="0"/>
+        </w:rPr>
         <w:t xml:space="preserve"> → </w:t>
       </w:r>
       <w:r>
         <w:rPr>
           <w:rFonts w:ascii="Consolas" w:hAnsi="Consolas"/>
+          <w:b w:val="0"/>
+          <w:i w:val="0"/>
           <w:sz w:val="19"/>
         </w:rPr>
         <w:t>[9, 5]</w:t>
       </w:r>
       <w:r>
+        <w:rPr>
+          <w:b w:val="0"/>
+          <w:i w:val="0"/>
+        </w:rPr>
         <w:t xml:space="preserve"> · </w:t>
       </w:r>
       <w:r>
         <w:rPr>
           <w:rFonts w:ascii="Consolas" w:hAnsi="Consolas"/>
+          <w:b w:val="0"/>
+          <w:i w:val="0"/>
           <w:sz w:val="19"/>
         </w:rPr>
         <w:t>push(7)</w:t>
       </w:r>
       <w:r>
+        <w:rPr>
+          <w:b w:val="0"/>
+          <w:i w:val="0"/>
+        </w:rPr>
         <w:t xml:space="preserve"> → </w:t>
       </w:r>
       <w:r>
         <w:rPr>
           <w:rFonts w:ascii="Consolas" w:hAnsi="Consolas"/>
+          <w:b w:val="0"/>
+          <w:i w:val="0"/>
           <w:sz w:val="19"/>
         </w:rPr>
         <w:t>[7, 9, 5]</w:t>
       </w:r>
       <w:r>
+        <w:rPr>
+          <w:b w:val="0"/>
+          <w:i w:val="0"/>
+        </w:rPr>
         <w:t xml:space="preserve"> · </w:t>
       </w:r>
       <w:r>
         <w:rPr>
           <w:rFonts w:ascii="Consolas" w:hAnsi="Consolas"/>
+          <w:b w:val="0"/>
+          <w:i w:val="0"/>
           <w:sz w:val="19"/>
         </w:rPr>
         <w:t>pop()</w:t>
       </w:r>
       <w:r>
+        <w:rPr>
+          <w:b w:val="0"/>
+          <w:i w:val="0"/>
+        </w:rPr>
         <w:t xml:space="preserve"> → returns </w:t>
       </w:r>
       <w:r>
         <w:rPr>
           <w:b/>
+          <w:i w:val="0"/>
         </w:rPr>
         <w:t>7</w:t>
       </w:r>
       <w:r>
+        <w:rPr>
+          <w:b w:val="0"/>
+          <w:i w:val="0"/>
+        </w:rPr>
         <w:t xml:space="preserve"> → </w:t>
       </w:r>
       <w:r>
         <w:rPr>
           <w:rFonts w:ascii="Consolas" w:hAnsi="Consolas"/>
+          <w:b w:val="0"/>
+          <w:i w:val="0"/>
           <w:sz w:val="19"/>
         </w:rPr>
         <w:t>[9, 5]</w:t>
@@ -894,10 +1247,15 @@
       <w:r>
         <w:rPr>
           <w:b/>
+          <w:i w:val="0"/>
         </w:rPr>
         <w:t>Popped in order: 2, then 7. Final stack (top → bottom): 9, 5.</w:t>
       </w:r>
       <w:r>
+        <w:rPr>
+          <w:b w:val="0"/>
+          <w:i w:val="0"/>
+        </w:rPr>
         <w:t xml:space="preserve"> (LIFO — the most recently pushed value is always popped first.)</w:t>
       </w:r>
     </w:p>
@@ -906,6 +1264,10 @@
         <w:pStyle w:val="Heading2"/>
       </w:pPr>
       <w:r>
+        <w:rPr>
+          <w:b w:val="0"/>
+          <w:i w:val="0"/>
+        </w:rPr>
         <w:t>Exam tips</w:t>
       </w:r>
     </w:p>
@@ -914,42 +1276,66 @@
         <w:pStyle w:val="ListBullet"/>
       </w:pPr>
       <w:r>
+        <w:rPr>
+          <w:b w:val="0"/>
+          <w:i w:val="0"/>
+        </w:rPr>
         <w:t xml:space="preserve">Name </w:t>
       </w:r>
       <w:r>
         <w:rPr>
           <w:b/>
+          <w:i w:val="0"/>
         </w:rPr>
         <w:t>LIFO vs FIFO</w:t>
       </w:r>
       <w:r>
+        <w:rPr>
+          <w:b w:val="0"/>
+          <w:i w:val="0"/>
+        </w:rPr>
         <w:t xml:space="preserve"> ends correctly: stack push/pop at the </w:t>
       </w:r>
       <w:r>
         <w:rPr>
           <w:b/>
+          <w:i w:val="0"/>
         </w:rPr>
         <w:t>top</w:t>
       </w:r>
       <w:r>
+        <w:rPr>
+          <w:b w:val="0"/>
+          <w:i w:val="0"/>
+        </w:rPr>
         <w:t xml:space="preserve">; queue enqueue </w:t>
       </w:r>
       <w:r>
         <w:rPr>
           <w:b/>
+          <w:i w:val="0"/>
         </w:rPr>
         <w:t>rear</w:t>
       </w:r>
       <w:r>
+        <w:rPr>
+          <w:b w:val="0"/>
+          <w:i w:val="0"/>
+        </w:rPr>
         <w:t xml:space="preserve">, dequeue </w:t>
       </w:r>
       <w:r>
         <w:rPr>
           <w:b/>
+          <w:i w:val="0"/>
         </w:rPr>
         <w:t>front</w:t>
       </w:r>
       <w:r>
+        <w:rPr>
+          <w:b w:val="0"/>
+          <w:i w:val="0"/>
+        </w:rPr>
         <w:t>.</w:t>
       </w:r>
     </w:p>
@@ -958,15 +1344,24 @@
         <w:pStyle w:val="ListBullet"/>
       </w:pPr>
       <w:r>
+        <w:rPr>
+          <w:b w:val="0"/>
+          <w:i w:val="0"/>
+        </w:rPr>
         <w:t xml:space="preserve">A </w:t>
       </w:r>
       <w:r>
         <w:rPr>
           <w:b/>
+          <w:i w:val="0"/>
         </w:rPr>
         <w:t>BST</w:t>
       </w:r>
       <w:r>
+        <w:rPr>
+          <w:b w:val="0"/>
+          <w:i w:val="0"/>
+        </w:rPr>
         <w:t xml:space="preserve"> needs the left &lt; node &lt; right ordering — don't confuse it with any binary tree. In-order traversal gives ascending order.</w:t>
       </w:r>
     </w:p>
@@ -975,24 +1370,38 @@
         <w:pStyle w:val="ListBullet"/>
       </w:pPr>
       <w:r>
+        <w:rPr>
+          <w:b w:val="0"/>
+          <w:i w:val="0"/>
+        </w:rPr>
         <w:t xml:space="preserve">For static vs dynamic, quote both </w:t>
       </w:r>
       <w:r>
         <w:rPr>
           <w:b/>
+          <w:i w:val="0"/>
         </w:rPr>
         <w:t>size</w:t>
       </w:r>
       <w:r>
+        <w:rPr>
+          <w:b w:val="0"/>
+          <w:i w:val="0"/>
+        </w:rPr>
         <w:t xml:space="preserve"> (fixed vs run-time) and </w:t>
       </w:r>
       <w:r>
         <w:rPr>
           <w:b/>
+          <w:i w:val="0"/>
         </w:rPr>
         <w:t>memory</w:t>
       </w:r>
       <w:r>
+        <w:rPr>
+          <w:b w:val="0"/>
+          <w:i w:val="0"/>
+        </w:rPr>
         <w:t xml:space="preserve"> (contiguous vs heap) differences.</w:t>
       </w:r>
     </w:p>
@@ -1001,24 +1410,38 @@
         <w:pStyle w:val="ListBullet"/>
       </w:pPr>
       <w:r>
+        <w:rPr>
+          <w:b w:val="0"/>
+          <w:i w:val="0"/>
+        </w:rPr>
         <w:t xml:space="preserve">Match structure to use case: Back button = </w:t>
       </w:r>
       <w:r>
         <w:rPr>
           <w:b/>
+          <w:i w:val="0"/>
         </w:rPr>
         <w:t>stack</w:t>
       </w:r>
       <w:r>
+        <w:rPr>
+          <w:b w:val="0"/>
+          <w:i w:val="0"/>
+        </w:rPr>
         <w:t xml:space="preserve"> (most recent first); buffer/spooling = </w:t>
       </w:r>
       <w:r>
         <w:rPr>
           <w:b/>
+          <w:i w:val="0"/>
         </w:rPr>
         <w:t>queue</w:t>
       </w:r>
       <w:r>
+        <w:rPr>
+          <w:b w:val="0"/>
+          <w:i w:val="0"/>
+        </w:rPr>
         <w:t xml:space="preserve"> (arrival order).</w:t>
       </w:r>
     </w:p>
